--- a/lessons/4-2/downloads/reveal/teacher/4.2-prerequisite-practice-answer-key.docx
+++ b/lessons/4-2/downloads/reveal/teacher/4.2-prerequisite-practice-answer-key.docx
@@ -93,6 +93,7 @@
                 <w:tab w:val="right" w:pos="9504"/>
               </w:tabs>
               <w:spacing w:before="90" w:after="50" w:line="240" w:lineRule="auto"/>
+              <w:outlineLvl w:val="1"/>
             </w:pPr>
             <w:r>
               <w:rPr>
@@ -270,7 +271,7 @@
                 <w:sz w:val="17"/>
                 <w:szCs w:val="17"/>
               </w:rPr>
-              <w:t xml:space="preserve">Step 1: 5   Step 2: 9, 20   Step 3: 9/20</w:t>
+              <w:t xml:space="preserve">Step 1: 5   Step 2: 5, 9; 5, 20   Step 3: 9, 20; 9/20</w:t>
             </w:r>
           </w:p>
           <w:p>
@@ -307,7 +308,7 @@
                 <w:sz w:val="17"/>
                 <w:szCs w:val="17"/>
               </w:rPr>
-              <w:t xml:space="preserve">Step 1: 4 (or 2, then repeat)   Step 2: 2, 3   Step 3: 2/3</w:t>
+              <w:t xml:space="preserve">Step 1: 4 (or 2, then repeat)   Step 2: 4, 2; 4, 3   Step 3: 2, 3; 2/3</w:t>
             </w:r>
           </w:p>
           <w:p>
@@ -410,6 +411,7 @@
                 <w:tab w:val="right" w:pos="9504"/>
               </w:tabs>
               <w:spacing w:before="90" w:after="50" w:line="240" w:lineRule="auto"/>
+              <w:outlineLvl w:val="1"/>
             </w:pPr>
             <w:r>
               <w:rPr>
@@ -587,7 +589,7 @@
                 <w:sz w:val="17"/>
                 <w:szCs w:val="17"/>
               </w:rPr>
-              <w:t xml:space="preserve">Step 1: 3/25   Step 2: 4   Step 3: 12, 12</w:t>
+              <w:t xml:space="preserve">Step 1: 3/25   Step 2: 4   Step 3: 4, 12; 12</w:t>
             </w:r>
           </w:p>
           <w:p>
@@ -624,7 +626,7 @@
                 <w:sz w:val="17"/>
                 <w:szCs w:val="17"/>
               </w:rPr>
-              <w:t xml:space="preserve">Step 1: 9/50   Step 2: 2   Step 3: 18, 18</w:t>
+              <w:t xml:space="preserve">Step 1: 9/50   Step 2: 2   Step 3: 2, 18; 18</w:t>
             </w:r>
           </w:p>
           <w:p>
@@ -761,6 +763,7 @@
                 <w:tab w:val="right" w:pos="9504"/>
               </w:tabs>
               <w:spacing w:before="90" w:after="50" w:line="240" w:lineRule="auto"/>
+              <w:outlineLvl w:val="1"/>
             </w:pPr>
             <w:r>
               <w:rPr>
@@ -827,7 +830,7 @@
                 <w:sz w:val="17"/>
                 <w:szCs w:val="17"/>
               </w:rPr>
-              <w:t xml:space="preserve">Step 1: 0.48   Step 2: 50   Step 3: 4, &gt;</w:t>
+              <w:t xml:space="preserve">Step 1: 1 and 2   Step 2: 0.50   Step 3: 5, 4; &gt;</w:t>
             </w:r>
           </w:p>
           <w:p>
@@ -864,7 +867,7 @@
                 <w:sz w:val="17"/>
                 <w:szCs w:val="17"/>
               </w:rPr>
-              <w:t xml:space="preserve">Step 1: 0.4   Step 2: 40   Step 3: 4, &lt;</w:t>
+              <w:t xml:space="preserve">Step 1: 2 and 1   Step 2: 0.40   Step 3: 3, 4; &lt;</w:t>
             </w:r>
           </w:p>
           <w:p>
@@ -938,7 +941,7 @@
                 <w:sz w:val="17"/>
                 <w:szCs w:val="17"/>
               </w:rPr>
-              <w:t xml:space="preserve">Step 1: 5   Step 2: 15, 15   Step 3: 0.15</w:t>
+              <w:t xml:space="preserve">Step 1: 5   Step 2: 5, 15; 15   Step 3: 0.15</w:t>
             </w:r>
           </w:p>
           <w:p>
@@ -975,7 +978,7 @@
                 <w:sz w:val="17"/>
                 <w:szCs w:val="17"/>
               </w:rPr>
-              <w:t xml:space="preserve">Step 1: 20   Step 2: 80, 80   Step 3: 0.80 or 0.8</w:t>
+              <w:t xml:space="preserve">Step 1: 20   Step 2: 20, 80; 80   Step 3: 0.80 or 0.8</w:t>
             </w:r>
           </w:p>
           <w:p>
@@ -1078,6 +1081,7 @@
                 <w:tab w:val="right" w:pos="9504"/>
               </w:tabs>
               <w:spacing w:before="90" w:after="50" w:line="240" w:lineRule="auto"/>
+              <w:outlineLvl w:val="1"/>
             </w:pPr>
             <w:r>
               <w:rPr>
@@ -1255,7 +1259,7 @@
                 <w:sz w:val="17"/>
                 <w:szCs w:val="17"/>
               </w:rPr>
-              <w:t xml:space="preserve">Step 1: 20   Step 2: 2   Step 3: 40</w:t>
+              <w:t xml:space="preserve">Step 1: 20   Step 2: 2   Step 3: 2 × 20% = 40%</w:t>
             </w:r>
           </w:p>
           <w:p>
@@ -1292,7 +1296,7 @@
                 <w:sz w:val="17"/>
                 <w:szCs w:val="17"/>
               </w:rPr>
-              <w:t xml:space="preserve">Step 1: 10   Step 2: 7   Step 3: 70</w:t>
+              <w:t xml:space="preserve">Step 1: 10   Step 2: 7   Step 3: 7 × 10% = 70%</w:t>
             </w:r>
           </w:p>
           <w:p>
